--- a/The Invisible Caregiver.docx
+++ b/The Invisible Caregiver.docx
@@ -1183,8 +1183,18 @@
           <w:b/>
           <w:bCs/>
           <w:szCs w:val="18"/>
-        </w:rPr>
-        <w:t>1. System Design &amp; Sensor Mapping</w:t>
+          <w:lang w:val="el-GR"/>
+        </w:rPr>
+        <w:t>3</w:t>
+      </w:r>
+      <w:r>
+        <w:rPr>
+          <w:rFonts w:ascii="Helvetica" w:hAnsi="Helvetica"/>
+          <w:b/>
+          <w:bCs/>
+          <w:szCs w:val="18"/>
+        </w:rPr>
+        <w:t>. System Design &amp; Sensor Mapping</w:t>
       </w:r>
     </w:p>
     <w:p>
@@ -1206,8 +1216,18 @@
           <w:b/>
           <w:bCs/>
           <w:szCs w:val="18"/>
-        </w:rPr>
-        <w:t>1.1 Επ</w:t>
+          <w:lang w:val="el-GR"/>
+        </w:rPr>
+        <w:t>3</w:t>
+      </w:r>
+      <w:r>
+        <w:rPr>
+          <w:rFonts w:ascii="Helvetica" w:hAnsi="Helvetica"/>
+          <w:b/>
+          <w:bCs/>
+          <w:szCs w:val="18"/>
+        </w:rPr>
+        <w:t>.1 Επ</w:t>
       </w:r>
       <w:proofErr w:type="spellStart"/>
       <w:r>
@@ -1936,8 +1956,18 @@
           <w:b/>
           <w:bCs/>
           <w:szCs w:val="18"/>
-        </w:rPr>
-        <w:t>1.2 Data Schema</w:t>
+          <w:lang w:val="el-GR"/>
+        </w:rPr>
+        <w:t>3</w:t>
+      </w:r>
+      <w:r>
+        <w:rPr>
+          <w:rFonts w:ascii="Helvetica" w:hAnsi="Helvetica"/>
+          <w:b/>
+          <w:bCs/>
+          <w:szCs w:val="18"/>
+        </w:rPr>
+        <w:t>.2 Data Schema</w:t>
       </w:r>
     </w:p>
     <w:p>
@@ -3033,8 +3063,18 @@
           <w:b/>
           <w:bCs/>
           <w:szCs w:val="18"/>
-        </w:rPr>
-        <w:t>1.3 Επ</w:t>
+          <w:lang w:val="el-GR"/>
+        </w:rPr>
+        <w:t>3</w:t>
+      </w:r>
+      <w:r>
+        <w:rPr>
+          <w:rFonts w:ascii="Helvetica" w:hAnsi="Helvetica"/>
+          <w:b/>
+          <w:bCs/>
+          <w:szCs w:val="18"/>
+        </w:rPr>
+        <w:t>.3 Επ</w:t>
       </w:r>
       <w:proofErr w:type="spellStart"/>
       <w:r>
@@ -3318,7 +3358,16 @@
           <w:bCs/>
           <w:szCs w:val="18"/>
         </w:rPr>
-        <w:t>2. Data Generation and Simulation Methodology</w:t>
+        <w:t>4</w:t>
+      </w:r>
+      <w:r>
+        <w:rPr>
+          <w:rFonts w:ascii="Helvetica" w:hAnsi="Helvetica"/>
+          <w:b/>
+          <w:bCs/>
+          <w:szCs w:val="18"/>
+        </w:rPr>
+        <w:t>. Data Generation and Simulation Methodology</w:t>
       </w:r>
     </w:p>
     <w:p>
@@ -3912,7 +3961,7 @@
                     <pic:cNvPicPr/>
                   </pic:nvPicPr>
                   <pic:blipFill>
-                    <a:blip r:embed="rId7"/>
+                    <a:blip r:embed="rId8"/>
                     <a:stretch>
                       <a:fillRect/>
                     </a:stretch>
@@ -3972,7 +4021,16 @@
           <w:bCs/>
           <w:szCs w:val="18"/>
         </w:rPr>
-        <w:t>3. Semantic Processing on Jetson Nano: AI Implementation and Prompt Engineering Strategy</w:t>
+        <w:t>5</w:t>
+      </w:r>
+      <w:r>
+        <w:rPr>
+          <w:rFonts w:ascii="Helvetica" w:hAnsi="Helvetica"/>
+          <w:b/>
+          <w:bCs/>
+          <w:szCs w:val="18"/>
+        </w:rPr>
+        <w:t>. Semantic Processing on Jetson Nano: AI Implementation and Prompt Engineering Strategy</w:t>
       </w:r>
     </w:p>
     <w:p>
@@ -4565,9 +4623,11 @@
     </w:p>
     <w:p>
       <w:pPr>
-        <w:rPr>
-          <w:szCs w:val="18"/>
-          <w:lang w:val="el-GR"/>
+        <w:jc w:val="left"/>
+        <w:rPr>
+          <w:b/>
+          <w:bCs/>
+          <w:szCs w:val="18"/>
         </w:rPr>
       </w:pPr>
       <w:r>
@@ -4593,7 +4653,7 @@
                     <pic:cNvPicPr/>
                   </pic:nvPicPr>
                   <pic:blipFill>
-                    <a:blip r:embed="rId8"/>
+                    <a:blip r:embed="rId9"/>
                     <a:stretch>
                       <a:fillRect/>
                     </a:stretch>
@@ -4613,9 +4673,226 @@
           </wp:inline>
         </w:drawing>
       </w:r>
+      <w:r>
+        <w:rPr>
+          <w:szCs w:val="18"/>
+        </w:rPr>
+        <w:br/>
+      </w:r>
+      <w:r>
+        <w:rPr>
+          <w:szCs w:val="18"/>
+        </w:rPr>
+        <w:br/>
+      </w:r>
+      <w:r>
+        <w:rPr>
+          <w:szCs w:val="18"/>
+        </w:rPr>
+        <w:br/>
+      </w:r>
+      <w:r>
+        <w:rPr>
+          <w:b/>
+          <w:bCs/>
+          <w:szCs w:val="18"/>
+        </w:rPr>
+        <w:t>6</w:t>
+      </w:r>
+      <w:r>
+        <w:rPr>
+          <w:b/>
+          <w:bCs/>
+          <w:szCs w:val="18"/>
+        </w:rPr>
+        <w:t>. References</w:t>
+      </w:r>
+    </w:p>
+    <w:p>
+      <w:pPr>
+        <w:jc w:val="left"/>
+        <w:rPr>
+          <w:szCs w:val="18"/>
+        </w:rPr>
+      </w:pPr>
+      <w:r>
+        <w:rPr>
+          <w:szCs w:val="18"/>
+        </w:rPr>
+        <w:t>[1] Frontiers. 2023. Ambient assisted living for frail people through human activity recognition: state-of-the-</w:t>
+      </w:r>
+      <w:proofErr w:type="gramStart"/>
+      <w:r>
+        <w:rPr>
+          <w:szCs w:val="18"/>
+        </w:rPr>
+        <w:t>art,</w:t>
+      </w:r>
+      <w:proofErr w:type="gramEnd"/>
+      <w:r>
+        <w:rPr>
+          <w:szCs w:val="18"/>
+        </w:rPr>
+        <w:t xml:space="preserve"> challenges and future directions. </w:t>
+      </w:r>
+      <w:r>
+        <w:rPr>
+          <w:i/>
+          <w:iCs/>
+          <w:szCs w:val="18"/>
+        </w:rPr>
+        <w:t>Frontiers in Neuroscience</w:t>
+      </w:r>
+      <w:r>
+        <w:rPr>
+          <w:szCs w:val="18"/>
+        </w:rPr>
+        <w:t xml:space="preserve">. </w:t>
+      </w:r>
+      <w:hyperlink r:id="rId10" w:history="1">
+        <w:r>
+          <w:rPr>
+            <w:rStyle w:val="Hyperlink"/>
+            <w:szCs w:val="18"/>
+          </w:rPr>
+          <w:t>https://doi.org/10.3389/fnins.2023</w:t>
+        </w:r>
+        <w:r>
+          <w:rPr>
+            <w:rStyle w:val="Hyperlink"/>
+            <w:szCs w:val="18"/>
+          </w:rPr>
+          <w:t>.</w:t>
+        </w:r>
+        <w:r>
+          <w:rPr>
+            <w:rStyle w:val="Hyperlink"/>
+            <w:szCs w:val="18"/>
+          </w:rPr>
+          <w:t>1256682</w:t>
+        </w:r>
+      </w:hyperlink>
+      <w:r>
+        <w:rPr>
+          <w:szCs w:val="18"/>
+        </w:rPr>
+        <w:br/>
+      </w:r>
+      <w:r>
+        <w:rPr>
+          <w:szCs w:val="18"/>
+        </w:rPr>
+        <w:t xml:space="preserve">[2] Academia. 2017. MQTT – Messaging Queue Telemetry Transport IOT based Messaging Protocol. </w:t>
+      </w:r>
+      <w:hyperlink r:id="rId11" w:history="1">
+        <w:r>
+          <w:rPr>
+            <w:rStyle w:val="Hyperlink"/>
+            <w:szCs w:val="18"/>
+          </w:rPr>
+          <w:t>https://www.academia.edu/34457461/MQTT_Messaging_Queue_Telemetry_Transport_IOT_based_Messaging_</w:t>
+        </w:r>
+        <w:r>
+          <w:rPr>
+            <w:rStyle w:val="Hyperlink"/>
+            <w:szCs w:val="18"/>
+          </w:rPr>
+          <w:t>P</w:t>
+        </w:r>
+        <w:r>
+          <w:rPr>
+            <w:rStyle w:val="Hyperlink"/>
+            <w:szCs w:val="18"/>
+          </w:rPr>
+          <w:t>rotocol</w:t>
+        </w:r>
+      </w:hyperlink>
+      <w:r>
+        <w:rPr>
+          <w:szCs w:val="18"/>
+        </w:rPr>
+        <w:br/>
+      </w:r>
+      <w:r>
+        <w:rPr>
+          <w:szCs w:val="18"/>
+        </w:rPr>
+        <w:t xml:space="preserve">[3] Jubin Soni. 2026. Azure Small Language Models: Evaluating Phi-3, Llama 3, and Snowflake Arctic for Production. </w:t>
+      </w:r>
+      <w:hyperlink r:id="rId12" w:history="1">
+        <w:r>
+          <w:rPr>
+            <w:rStyle w:val="Hyperlink"/>
+            <w:szCs w:val="18"/>
+          </w:rPr>
+          <w:t>https://jubinsoni.medium.com/azure-small-language-models-evaluating-phi-3-llama-</w:t>
+        </w:r>
+        <w:r>
+          <w:rPr>
+            <w:rStyle w:val="Hyperlink"/>
+            <w:szCs w:val="18"/>
+          </w:rPr>
+          <w:t>3</w:t>
+        </w:r>
+        <w:r>
+          <w:rPr>
+            <w:rStyle w:val="Hyperlink"/>
+            <w:szCs w:val="18"/>
+          </w:rPr>
+          <w:t>-and-snowflake-arctic-for-production-0dad24501d59</w:t>
+        </w:r>
+      </w:hyperlink>
+      <w:r>
+        <w:rPr>
+          <w:szCs w:val="18"/>
+        </w:rPr>
+        <w:br/>
+      </w:r>
+      <w:r>
+        <w:rPr>
+          <w:szCs w:val="18"/>
+        </w:rPr>
+        <w:t>[4] ResearchGate. 2026. Edge AI-Based Object Detection via Voice Recognition with an LLM-Based Emotional Assistant for Elderly Care Robots.</w:t>
+      </w:r>
+      <w:r>
+        <w:rPr>
+          <w:szCs w:val="18"/>
+        </w:rPr>
+        <w:t xml:space="preserve"> </w:t>
+      </w:r>
+      <w:hyperlink r:id="rId13" w:history="1">
+        <w:r>
+          <w:rPr>
+            <w:rStyle w:val="Hyperlink"/>
+            <w:szCs w:val="18"/>
+          </w:rPr>
+          <w:t>https://www.researchgate.net/pub</w:t>
+        </w:r>
+        <w:r>
+          <w:rPr>
+            <w:rStyle w:val="Hyperlink"/>
+            <w:szCs w:val="18"/>
+          </w:rPr>
+          <w:t>l</w:t>
+        </w:r>
+        <w:r>
+          <w:rPr>
+            <w:rStyle w:val="Hyperlink"/>
+            <w:szCs w:val="18"/>
+          </w:rPr>
+          <w:t>ication/401017481_Edge_AI-Based_Object_Detection_via_Voice_Recognition_with_an_LLM-Based_Emotional_Assistant_for_Elderly_Care_Robots</w:t>
+        </w:r>
+      </w:hyperlink>
+    </w:p>
+    <w:p>
+      <w:pPr>
+        <w:rPr>
+          <w:szCs w:val="18"/>
+        </w:rPr>
+      </w:pPr>
     </w:p>
     <w:sectPr>
-      <w:footerReference w:type="even" r:id="rId9"/>
+      <w:footerReference w:type="even" r:id="rId14"/>
       <w:pgSz w:w="12240" w:h="15840" w:code="1"/>
       <w:pgMar w:top="1080" w:right="1080" w:bottom="1440" w:left="1080" w:header="720" w:footer="720" w:gutter="0"/>
       <w:cols w:space="720"/>
@@ -6107,6 +6384,18 @@
       <w:bCs/>
     </w:rPr>
   </w:style>
+  <w:style w:type="character" w:styleId="UnresolvedMention">
+    <w:name w:val="Unresolved Mention"/>
+    <w:basedOn w:val="DefaultParagraphFont"/>
+    <w:uiPriority w:val="99"/>
+    <w:semiHidden/>
+    <w:unhideWhenUsed/>
+    <w:rsid w:val="007500F5"/>
+    <w:rPr>
+      <w:color w:val="605E5C"/>
+      <w:shd w:val="clear" w:color="auto" w:fill="E1DFDD"/>
+    </w:rPr>
+  </w:style>
 </w:styles>
 </file>
 
@@ -6393,4 +6682,16 @@
   <a:objectDefaults/>
   <a:extraClrSchemeLst/>
 </a:theme>
+</file>
+
+<file path=customXml/item1.xml><?xml version="1.0" encoding="utf-8"?>
+<b:Sources xmlns:b="http://schemas.openxmlformats.org/officeDocument/2006/bibliography" xmlns="http://schemas.openxmlformats.org/officeDocument/2006/bibliography" SelectedStyle="\APASixthEditionOfficeOnline.xsl" StyleName="APA" Version="6"/>
+</file>
+
+<file path=customXml/itemProps1.xml><?xml version="1.0" encoding="utf-8"?>
+<ds:datastoreItem xmlns:ds="http://schemas.openxmlformats.org/officeDocument/2006/customXml" ds:itemID="{81D04C3B-3089-46B2-BBBE-D19CB5BDEA77}">
+  <ds:schemaRefs>
+    <ds:schemaRef ds:uri="http://schemas.openxmlformats.org/officeDocument/2006/bibliography"/>
+  </ds:schemaRefs>
+</ds:datastoreItem>
 </file>